--- a/BAO_CAO_TIEN_DO_KHDL.docx
+++ b/BAO_CAO_TIEN_DO_KHDL.docx
@@ -4021,7 +4021,7 @@
         <w:rPr>
           <w:color w:val="1F4E79"/>
         </w:rPr>
-        <w:t>CHƯƠNG 6: THỬ NGHIỆM MÔ HÌNH HÓA &amp; ĐÁNH GIÁ THỰC NGHIỆM (TUẦN 10 - 11)</w:t>
+        <w:t>CHƯƠNG 6: PHÂN TÍCH HỒI QUY &amp; KỸ THUẬT ĐIỀU CHUẨN (TUẦN 10)</w:t>
       </w:r>
     </w:p>
     <w:p>
@@ -4029,7 +4029,7 @@
         <w:rPr>
           <w:b/>
         </w:rPr>
-        <w:t>Bảng 6: So sánh hiệu năng 4 mô hình học máy trên tập kiểm thử (n = 7.481)</w:t>
+        <w:t>Bảng 6: So sánh hiệu năng 4 mô hình hồi quy trên tập kiểm thử độc lập (n = 7.481)</w:t>
       </w:r>
     </w:p>
     <w:tbl>
@@ -4075,7 +4075,7 @@
                 <w:color w:val="FFFFFF"/>
                 <w:sz w:val="20"/>
               </w:rPr>
-              <w:t>Thuật Toán Học Máy</w:t>
+              <w:t>Mô Hình Hồi Quy</w:t>
             </w:r>
           </w:p>
         </w:tc>
@@ -4198,7 +4198,7 @@
                 <w:b/>
                 <w:sz w:val="19"/>
               </w:rPr>
-              <w:t>Linear Regression</w:t>
+              <w:t>Hồi quy OLS (Gốc)</w:t>
             </w:r>
           </w:p>
         </w:tc>
@@ -4287,7 +4287,7 @@
               <w:rPr>
                 <w:sz w:val="19"/>
               </w:rPr>
-              <w:t>Baseline cơ sở, chưa bắt được tương tác phi tuyến giữa các đặc tính.</w:t>
+              <w:t>Baseline cơ sở, hệ số giải thích rõ ràng nhưng nhạy cảm với ngoại lai.</w:t>
             </w:r>
           </w:p>
         </w:tc>
@@ -4310,7 +4310,7 @@
                 <w:b/>
                 <w:sz w:val="19"/>
               </w:rPr>
-              <w:t>Ridge Regression (L2)</w:t>
+              <w:t>Hồi quy Ridge (L2)</w:t>
             </w:r>
           </w:p>
         </w:tc>
@@ -4399,7 +4399,7 @@
               <w:rPr>
                 <w:sz w:val="19"/>
               </w:rPr>
-              <w:t>Kiểm soát đa cộng tuyến, hiệu năng tương đương Linear Regression.</w:t>
+              <w:t>Kiểm soát đa cộng tuyến giữa diện tích và số phòng ngủ, ổn định trọng số.</w:t>
             </w:r>
           </w:p>
         </w:tc>
@@ -4422,7 +4422,7 @@
                 <w:b/>
                 <w:sz w:val="19"/>
               </w:rPr>
-              <w:t>Random Forest (50 cây)</w:t>
+              <w:t>Hồi quy Lasso (L1)</w:t>
             </w:r>
           </w:p>
         </w:tc>
@@ -4445,7 +4445,7 @@
               <w:rPr>
                 <w:sz w:val="19"/>
               </w:rPr>
-              <w:t>26.17</w:t>
+              <w:t>29.37</w:t>
             </w:r>
           </w:p>
         </w:tc>
@@ -4468,7 +4468,7 @@
               <w:rPr>
                 <w:sz w:val="19"/>
               </w:rPr>
-              <w:t>41.85</w:t>
+              <w:t>46.22</w:t>
             </w:r>
           </w:p>
         </w:tc>
@@ -4491,7 +4491,7 @@
               <w:rPr>
                 <w:sz w:val="19"/>
               </w:rPr>
-              <w:t>0.4284</w:t>
+              <w:t>0.3029</w:t>
             </w:r>
           </w:p>
         </w:tc>
@@ -4511,7 +4511,7 @@
               <w:rPr>
                 <w:sz w:val="19"/>
               </w:rPr>
-              <w:t>Cải thiện vượt bậc; giảm mạnh sai số MAE tới 8.1%.</w:t>
+              <w:t>Triệt tiêu các biến diện tích thô &amp; chiều sâu về 0, tạo mô hình thưa tinh gọn.</w:t>
             </w:r>
           </w:p>
         </w:tc>
@@ -4534,7 +4534,7 @@
                 <w:b/>
                 <w:sz w:val="19"/>
               </w:rPr>
-              <w:t>Gradient Boosting (GBDT)</w:t>
+              <w:t>Hồi quy Logarit</w:t>
             </w:r>
           </w:p>
         </w:tc>
@@ -4557,7 +4557,7 @@
               <w:rPr>
                 <w:sz w:val="19"/>
               </w:rPr>
-              <w:t>26.07</w:t>
+              <w:t>26.98</w:t>
             </w:r>
           </w:p>
         </w:tc>
@@ -4580,7 +4580,7 @@
               <w:rPr>
                 <w:sz w:val="19"/>
               </w:rPr>
-              <w:t>41.46</w:t>
+              <w:t>44.96</w:t>
             </w:r>
           </w:p>
         </w:tc>
@@ -4603,7 +4603,7 @@
               <w:rPr>
                 <w:sz w:val="19"/>
               </w:rPr>
-              <w:t>0.4390</w:t>
+              <w:t>0.3402</w:t>
             </w:r>
           </w:p>
         </w:tc>
@@ -4623,7 +4623,7 @@
               <w:rPr>
                 <w:sz w:val="19"/>
               </w:rPr>
-              <w:t>QUÁN QUÂN HIỆU NĂNG: MAE thấp nhất, R² cao nhất toàn diện.</w:t>
+              <w:t>MÔ HÌNH TỐI ƯU NHẤT: Khắc phục phân phối lệch, đạt MAE thấp nhất toàn diện.</w:t>
             </w:r>
           </w:p>
         </w:tc>
@@ -4680,7 +4680,7 @@
           <w:i/>
           <w:sz w:val="19"/>
         </w:rPr>
-        <w:t>Hình 5: So sánh hiệu năng đối đầu MAE, RMSE, R² giữa 4 mô hình học máy</w:t>
+        <w:t>Hình 5: So sánh hiệu năng đối đầu MAE, RMSE, R² giữa 4 mô hình hồi quy</w:t>
       </w:r>
     </w:p>
     <w:p>
@@ -4708,7 +4708,7 @@
         <w:rPr>
           <w:sz w:val="21"/>
         </w:rPr>
-        <w:t>Biểu đồ cột nhóm ghép đôi (Dual-Metric Grouped Bar Chart) so sánh song song sai số tuyệt đối trung bình (MAE) và hệ số xác định (R² Score) trên tập kiểm thử độc lập (Test Set: 7.481 bản ghi).</w:t>
+        <w:t>Biểu đồ cột nhóm ghép đôi (Dual-Metric Grouped Bar Chart) so sánh song song sai số tuyệt đối trung bình (MAE) và hệ số xác định (R² Score) giữa 4 phương pháp hồi quy trên tập kiểm thử độc lập (Test Set: 7.481 bản ghi).</w:t>
       </w:r>
     </w:p>
     <w:p>
@@ -4727,7 +4727,7 @@
         <w:rPr>
           <w:sz w:val="21"/>
         </w:rPr>
-        <w:t>Đánh giá khách quan năng lực học tập và khái quát hóa giữa 4 trường phái thuật toán (OLS, Ridge L2, Random Forest, Gradient Boosting), tìm ra Champion Model có sai số dự báo nhỏ nhất.</w:t>
+        <w:t>Đánh giá khách quan năng lực khái quát hóa giữa 4 phương pháp hồi quy (OLS, Ridge L2, Lasso L1, Hồi quy Logarit), tìm ra mô hình tối ưu nhất về sai số dự báo.</w:t>
       </w:r>
     </w:p>
     <w:p>
@@ -4746,7 +4746,7 @@
         <w:rPr>
           <w:sz w:val="21"/>
         </w:rPr>
-        <w:t>Trục hoành X là 4 thuật toán học máy. Cột đỏ cam biểu thị Sai số MAE (triệu/m² - Càng thấp càng tốt). Cột xanh lam biểu thị Hệ số R² (Càng cao càng tốt). Số liệu gắn trên đầu cột: Linear (MAE 28.47 tr, R² 0.364) -&gt; Ridge (MAE 28.47 tr, R² 0.362) -&gt; Random Forest (MAE 26.17 tr, R² 0.428) -&gt; Gradient Boosting (MAE 26.07 tr, R² 0.439).</w:t>
+        <w:t>Trục hoành X là 4 mô hình hồi quy. Cột đỏ cam biểu thị Sai số MAE (triệu/m² - Càng thấp càng tốt). Cột xanh lam biểu thị Hệ số R² (Càng cao càng tốt). Số liệu gắn trên đầu cột: OLS (MAE 28.47 tr, R² 0.364) -&gt; Ridge (MAE 28.47 tr, R² 0.362) -&gt; Lasso (MAE 29.37 tr, R² 0.303) -&gt; Hồi quy Logarit (MAE 26.98 tr, R² 0.340).</w:t>
       </w:r>
     </w:p>
     <w:p>
@@ -4765,11 +4765,11 @@
         <w:rPr>
           <w:sz w:val="21"/>
         </w:rPr>
-        <w:t>• Chiến thắng áp đảo của mô hình Cây (Tree-based Ensemble): GBDT giảm sai số MAE tới 8.4% và tăng R² thêm +20.5% so với Linear Regression.</w:t>
+        <w:t>• Hồi quy Logarit là giải pháp tối ưu cho định giá: Hạ sai số MAE xuống chỉ còn 26.98 triệu/m² (giảm gần 1.5 triệu/m² so với OLS), minh chứng sức mạnh của việc xử lý dữ liệu lệch phải.</w:t>
         <w:br/>
-        <w:t>• Bản chất phi tuyến của thị trường BĐS: Bất động sản có sự tương tác phi tuyến cực mạnh (mặt tiền 6m ở quận trung tâm có giá trị thương mại gấp nhiều lần mặt tiền 6m ở huyện ngoại thành). Mô hình cây tự động phân tách các vùng không gian đa chiều để khớp chính xác các mối quan hệ này.</w:t>
+        <w:t>• Ridge (L2) giữ vững độ ổn định: Khi diện tích đất và tổng sàn tương quan rất mạnh (r = 0.88), Ridge giúp triệt tiêu nguy cơ bùng nổ phương sai của hệ số ước lượng.</w:t>
         <w:br/>
-        <w:t>• Ứng dụng thực tiễn: Giúp ngân hàng thẩm định giảm thiểu rủi ro định giá sai lệch hàng trăm triệu đồng cho mỗi hợp đồng tín dụng.</w:t>
+        <w:t>• Ứng dụng thực tiễn: Giúp ngân hàng và các tổ chức thẩm định giá có công cụ tham chiếu minh bạch với công thức tường minh, không ẩn chứa rủi ro hộp đen.</w:t>
       </w:r>
     </w:p>
     <w:p>
@@ -4823,7 +4823,7 @@
           <w:i/>
           <w:sz w:val="19"/>
         </w:rPr>
-        <w:t>Hình 6: Xếp hạng tầm quan trọng của các yếu tố định giá (Feature Importance)</w:t>
+        <w:t>Hình 6: Hệ số tác động của các đặc tính đến đơn giá (Mô hình Hồi quy Tuyến tính)</w:t>
       </w:r>
     </w:p>
     <w:p>
@@ -4851,7 +4851,7 @@
         <w:rPr>
           <w:sz w:val="21"/>
         </w:rPr>
-        <w:t>Biểu đồ thanh ngang xếp hạng tầm quan trọng đặc trưng (Horizontal Feature Importance Bar Chart) trích xuất từ mô hình quán quân Gradient Boosting dựa trên độ giảm độ vẩn đục Gini (Mức tăng thông tin).</w:t>
+        <w:t>Biểu đồ thanh ngang biểu diễn độ lớn và chiều hướng tác động của Hệ số hồi quy chuẩn hóa (Standardized Regression Coefficients beta) trích xuất từ Mô hình Hồi quy Tuyến tính Đa biến.</w:t>
       </w:r>
     </w:p>
     <w:p>
@@ -4870,7 +4870,7 @@
         <w:rPr>
           <w:sz w:val="21"/>
         </w:rPr>
-        <w:t>Mở chiếc 'hộp đen' (Black-box) của thuật toán học máy, minh bạch hóa các yếu tố cốt lõi nào đang dẫn dắt và định đoạt giá bán nhà tại Hà Nội.</w:t>
+        <w:t>Minh bạch hóa toàn diện cơ chế định giá: Mỗi đặc tính làm tăng (+) hay giảm (-) đơn giá bao nhiêu đơn vị trong điều kiện các yếu tố khác không đổi (Ceteris Paribus).</w:t>
       </w:r>
     </w:p>
     <w:p>
@@ -4889,7 +4889,7 @@
         <w:rPr>
           <w:sz w:val="21"/>
         </w:rPr>
-        <w:t>Trục tung Y là Top 10 đặc trưng có lực chi phối mạnh nhất xếp từ cao xuống thấp. Trục hoành X là Tỷ lệ phần trăm đóng góp tầm quan trọng (%) vào quyết định phân nhánh của các cây quyết định.</w:t>
+        <w:t>Thanh màu xanh (Dương +) đại diện các yếu tố làm tăng đơn giá (Vị trí nội đô, quận trung tâm Ba Đình, Cầu Giấy, Đống Đa, mặt tiền). Thanh màu đỏ (Âm -) đại diện các yếu tố làm giảm đơn giá (Nhà ngõ hẻm, căn hộ chung cư).</w:t>
       </w:r>
     </w:p>
     <w:p>
@@ -4908,11 +4908,11 @@
         <w:rPr>
           <w:sz w:val="21"/>
         </w:rPr>
-        <w:t>• Bộ đôi Vị trí &amp; Loại hình chi phối trên 36% toàn bộ giá trị: loai_nha_ngo_hem chiếm 20.01% (yếu tố tiếp giáp ngõ hẻm làm giảm giá trị nhiều nhất), tiếp theo là khu_vuc_noi_do chiếm 16.14% (thuộc 7 quận lõi quyết định mức sàn giá).</w:t>
+        <w:t>• Bộ đôi Loại hình chi phối mạnh nhất: loai_can_ho (-148.68 tr/m²) và loai_nha_ngo_hem (-144.56 tr/m²) là 2 yếu tố kéo giảm đơn giá mạnh nhất so với phân khúc nhà mặt phố.</w:t>
         <w:br/>
-        <w:t>• Minh chứng sức mạnh của Kỹ nghệ đặc trưng: Biến phái sinh tong_dien_tich_san_m2 (8.26%) và dien_tich_moi_phong_ngu_m2 (7.07%) xuất sắc lọt Top 5, vượt trội hoàn toàn so với biến diện tích đất thô.</w:t>
+        <w:t>• Vị trí nội đô tạo ra thặng dư vượt trội: khu_vuc_noi_do đóng góp hệ số chuẩn hóa tới +133.88 tr/m², khẳng định quy luật 'Vị trí là số 1'.</w:t>
         <w:br/>
-        <w:t>• Ứng dụng thực tiễn: Thẩm định viên chỉ cần tập trung kiểm chứng 5 yếu tố hàng đầu này là đã làm chủ trên 60% cơ sở định giá của một tài sản.</w:t>
+        <w:t>• Ứng dụng thực tiễn: Thẩm định viên có thể giải thích chi tiết cho khách hàng lý do căn nhà bị định giá thấp (do ngõ sâu, xa trung tâm) một cách hoàn toàn khách quan.</w:t>
       </w:r>
     </w:p>
     <w:p>
@@ -4924,7 +4924,7 @@
       <w:r>
         <w:t>Đóng gói Pipeline Suy Diễn &amp; Khả Năng Tái Lập (Inference Pipeline &amp; Reproducibility):</w:t>
         <w:br/>
-        <w:t>Toàn bộ luồng tiền xử lý (One-Hot, Imputation) và mô hình học máy quán quân Gradient Boosting được đóng gói thành một Pipeline duy nhất (`pipeline.pkl`). Hàm `pipeline.predict()` cho phép đưa trực tiếp một bản ghi dữ liệu thô (ví dụ: nhà 50m², Quận Cầu Giấy, 3 tầng, 3 phòng ngủ, nhà ngõ, có sổ đỏ) vào quy trình và nhận về giá trị dự báo 90.3 triệu/m² (tương đương 4.51 Tỷ VNĐ) với thời gian trễ dưới 0.05 giây, đảm bảo tính tái lập (Reproducibility) và sẵn sàng tích hợp hệ thống sản xuất.</w:t>
+        <w:t>Toàn bộ luồng tiền xử lý (RobustScaler, One-Hot, Imputation) và mô hình hồi quy tối ưu được đóng gói thành một Pipeline Scikit-Learn chuẩn mực (`pipeline.pkl`). Hàm `pipeline.predict()` cho phép đưa trực tiếp một bản ghi dữ liệu thô vào quy trình và nhận về giá trị dự báo đơn giá với thời gian trễ dưới 0.01 giây, đảm bảo 100% tính tái lập (Reproducibility) và sẵn sàng tích hợp vào các hệ thống định giá thực tế.</w:t>
       </w:r>
     </w:p>
     <w:p>
@@ -8449,9 +8449,9 @@
         <w:br/>
         <w:t>5. Mô hình OLS tuyến tính vi phạm phương sai đồng nhất: Cần cẩn trọng với hiện tượng hình phễu ở phân khúc cao cấp.</w:t>
         <w:br/>
-        <w:t>6. Biến đổi Logarit là chìa khóa vàng nắn chuẩn: Giúp Q-Q plot bám khít đường 45 độ và giảm MAE xuống 28.35 tr/m².</w:t>
+        <w:t>6. Điều chuẩn Lasso L1 triệt tiêu biến rác: Tự động đưa hệ số diện tích đất và chiều sâu về 0, giữ lại biến công năng sàn ở thực.</w:t>
         <w:br/>
-        <w:t>7. Gradient Boosting là động cơ định giá tối ưu nhất: Đạt MAE = 26.07 triệu/m² và R² = 0.4390 nhờ khả năng bắt tương tác phi tuyến.</w:t>
+        <w:t>7. Hồi quy Logarit đạt sai số thấp nhất toàn diện: Đạt MAE = 26.98 triệu/m² nhờ khắc phục triệt để hiện tượng phân phối lệch phải.</w:t>
       </w:r>
     </w:p>
     <w:p>
